--- a/fuentes/63110196_CF2_DU.docx
+++ b/fuentes/63110196_CF2_DU.docx
@@ -5153,8 +5153,17 @@
           <w:rStyle w:val="Extranjerismo"/>
           <w:lang w:val="es-419" w:eastAsia="es-CO"/>
         </w:rPr>
-        <w:t>marketing mix</w:t>
-      </w:r>
+        <w:t xml:space="preserve">marketing </w:t>
+      </w:r>
+      <w:proofErr w:type="spellStart"/>
+      <w:r>
+        <w:rPr>
+          <w:rStyle w:val="Extranjerismo"/>
+          <w:lang w:val="es-419" w:eastAsia="es-CO"/>
+        </w:rPr>
+        <w:t>mix</w:t>
+      </w:r>
+      <w:proofErr w:type="spellEnd"/>
       <w:r>
         <w:rPr>
           <w:lang w:val="es-419" w:eastAsia="es-CO"/>
@@ -5853,7 +5862,21 @@
         <w:rPr>
           <w:lang w:val="es-419" w:eastAsia="es-CO"/>
         </w:rPr>
-        <w:t>Como ejemplo empresarial, Rappi ajusta constantemente su estrategia según hábitos de consumo digital y comportamiento del usuario.</w:t>
+        <w:t xml:space="preserve">Como ejemplo empresarial, </w:t>
+      </w:r>
+      <w:proofErr w:type="spellStart"/>
+      <w:r>
+        <w:rPr>
+          <w:lang w:val="es-419" w:eastAsia="es-CO"/>
+        </w:rPr>
+        <w:t>Rappi</w:t>
+      </w:r>
+      <w:proofErr w:type="spellEnd"/>
+      <w:r>
+        <w:rPr>
+          <w:lang w:val="es-419" w:eastAsia="es-CO"/>
+        </w:rPr>
+        <w:t xml:space="preserve"> ajusta constantemente su estrategia según hábitos de consumo digital y comportamiento del usuario.</w:t>
       </w:r>
     </w:p>
     <w:p>
@@ -6075,8 +6098,17 @@
           <w:rStyle w:val="Extranjerismo"/>
           <w:lang w:val="es-419" w:eastAsia="es-CO"/>
         </w:rPr>
-        <w:t>e-commerce</w:t>
-      </w:r>
+        <w:t>e-</w:t>
+      </w:r>
+      <w:proofErr w:type="spellStart"/>
+      <w:r>
+        <w:rPr>
+          <w:rStyle w:val="Extranjerismo"/>
+          <w:lang w:val="es-419" w:eastAsia="es-CO"/>
+        </w:rPr>
+        <w:t>commerce</w:t>
+      </w:r>
+      <w:proofErr w:type="spellEnd"/>
       <w:r>
         <w:rPr>
           <w:lang w:val="es-419" w:eastAsia="es-CO"/>
@@ -6228,8 +6260,17 @@
           <w:rStyle w:val="Extranjerismo"/>
           <w:lang w:val="es-419" w:eastAsia="es-CO"/>
         </w:rPr>
-        <w:t>marketing mix</w:t>
-      </w:r>
+        <w:t xml:space="preserve">marketing </w:t>
+      </w:r>
+      <w:proofErr w:type="spellStart"/>
+      <w:r>
+        <w:rPr>
+          <w:rStyle w:val="Extranjerismo"/>
+          <w:lang w:val="es-419" w:eastAsia="es-CO"/>
+        </w:rPr>
+        <w:t>mix</w:t>
+      </w:r>
+      <w:proofErr w:type="spellEnd"/>
       <w:r>
         <w:rPr>
           <w:lang w:val="es-419" w:eastAsia="es-CO"/>
@@ -6350,7 +6391,21 @@
         <w:rPr>
           <w:lang w:val="es-419" w:eastAsia="es-CO"/>
         </w:rPr>
-        <w:t>Como ejemplo real, una empresa como Rappi, construye su estrategia con base en la inmediatez del servicio, la facilidad de uso de su plataforma y la amplitud de su oferta, respondiendo a las necesidades de consumidores urbanos que buscan eficiencia y conveniencia.</w:t>
+        <w:t xml:space="preserve">Como ejemplo real, una empresa como </w:t>
+      </w:r>
+      <w:proofErr w:type="spellStart"/>
+      <w:r>
+        <w:rPr>
+          <w:lang w:val="es-419" w:eastAsia="es-CO"/>
+        </w:rPr>
+        <w:t>Rappi</w:t>
+      </w:r>
+      <w:proofErr w:type="spellEnd"/>
+      <w:r>
+        <w:rPr>
+          <w:lang w:val="es-419" w:eastAsia="es-CO"/>
+        </w:rPr>
+        <w:t>, construye su estrategia con base en la inmediatez del servicio, la facilidad de uso de su plataforma y la amplitud de su oferta, respondiendo a las necesidades de consumidores urbanos que buscan eficiencia y conveniencia.</w:t>
       </w:r>
     </w:p>
     <w:p>
@@ -6579,8 +6634,23 @@
         <w:rPr>
           <w:lang w:val="es-419" w:eastAsia="es-CO"/>
         </w:rPr>
-        <w:t xml:space="preserve">Como aplicación práctica, cuando la estrategia consiste en posicionar una marca en el segmento juvenil, es necesario desarrollar tácticas coherentes con sus hábitos de consumo digital. En este sentido, se pueden implementar campañas en plataformas como TikTok apoyadas en </w:t>
-      </w:r>
+        <w:t xml:space="preserve">Como aplicación práctica, cuando la estrategia consiste en posicionar una marca en el segmento juvenil, es necesario desarrollar tácticas coherentes con sus hábitos de consumo digital. En este sentido, se pueden implementar campañas en plataformas como </w:t>
+      </w:r>
+      <w:proofErr w:type="spellStart"/>
+      <w:r>
+        <w:rPr>
+          <w:lang w:val="es-419" w:eastAsia="es-CO"/>
+        </w:rPr>
+        <w:t>TikTok</w:t>
+      </w:r>
+      <w:proofErr w:type="spellEnd"/>
+      <w:r>
+        <w:rPr>
+          <w:lang w:val="es-419" w:eastAsia="es-CO"/>
+        </w:rPr>
+        <w:t xml:space="preserve"> apoyadas en </w:t>
+      </w:r>
+      <w:proofErr w:type="spellStart"/>
       <w:r>
         <w:rPr>
           <w:rStyle w:val="Extranjerismo"/>
@@ -6588,6 +6658,7 @@
         </w:rPr>
         <w:t>influencers</w:t>
       </w:r>
+      <w:proofErr w:type="spellEnd"/>
       <w:r>
         <w:rPr>
           <w:lang w:val="es-419" w:eastAsia="es-CO"/>
@@ -6636,8 +6707,17 @@
           <w:rStyle w:val="Extranjerismo"/>
           <w:lang w:val="es-419" w:eastAsia="es-CO"/>
         </w:rPr>
-        <w:t>marketing mix</w:t>
-      </w:r>
+        <w:t xml:space="preserve">marketing </w:t>
+      </w:r>
+      <w:proofErr w:type="spellStart"/>
+      <w:r>
+        <w:rPr>
+          <w:rStyle w:val="Extranjerismo"/>
+          <w:lang w:val="es-419" w:eastAsia="es-CO"/>
+        </w:rPr>
+        <w:t>mix</w:t>
+      </w:r>
+      <w:proofErr w:type="spellEnd"/>
       <w:r>
         <w:rPr>
           <w:lang w:val="es-419" w:eastAsia="es-CO"/>
@@ -7096,8 +7176,17 @@
           <w:rStyle w:val="Extranjerismo"/>
           <w:lang w:val="es-419" w:eastAsia="es-CO"/>
         </w:rPr>
-        <w:t>marketing mix</w:t>
-      </w:r>
+        <w:t xml:space="preserve">marketing </w:t>
+      </w:r>
+      <w:proofErr w:type="spellStart"/>
+      <w:r>
+        <w:rPr>
+          <w:rStyle w:val="Extranjerismo"/>
+          <w:lang w:val="es-419" w:eastAsia="es-CO"/>
+        </w:rPr>
+        <w:t>mix</w:t>
+      </w:r>
+      <w:proofErr w:type="spellEnd"/>
       <w:r>
         <w:rPr>
           <w:lang w:val="es-419" w:eastAsia="es-CO"/>
@@ -7300,7 +7389,21 @@
         <w:rPr>
           <w:lang w:val="es-419" w:eastAsia="es-CO"/>
         </w:rPr>
-        <w:t>Canal: Instagram y TikTok.</w:t>
+        <w:t xml:space="preserve">Canal: Instagram y </w:t>
+      </w:r>
+      <w:proofErr w:type="spellStart"/>
+      <w:r>
+        <w:rPr>
+          <w:lang w:val="es-419" w:eastAsia="es-CO"/>
+        </w:rPr>
+        <w:t>TikTok</w:t>
+      </w:r>
+      <w:proofErr w:type="spellEnd"/>
+      <w:r>
+        <w:rPr>
+          <w:lang w:val="es-419" w:eastAsia="es-CO"/>
+        </w:rPr>
+        <w:t>.</w:t>
       </w:r>
     </w:p>
     <w:p>
@@ -7320,12 +7423,21 @@
         </w:rPr>
         <w:t xml:space="preserve">Responsable: </w:t>
       </w:r>
+      <w:proofErr w:type="spellStart"/>
       <w:r>
         <w:rPr>
           <w:rStyle w:val="Extranjerismo"/>
           <w:lang w:val="es-419" w:eastAsia="es-CO"/>
         </w:rPr>
-        <w:t>community manager</w:t>
+        <w:t>community</w:t>
+      </w:r>
+      <w:proofErr w:type="spellEnd"/>
+      <w:r>
+        <w:rPr>
+          <w:rStyle w:val="Extranjerismo"/>
+          <w:lang w:val="es-419" w:eastAsia="es-CO"/>
+        </w:rPr>
+        <w:t xml:space="preserve"> manager</w:t>
       </w:r>
       <w:r>
         <w:rPr>
@@ -7346,6 +7458,7 @@
         </w:rPr>
         <w:t xml:space="preserve">Como ejemplo aplicado, una empresa del sector moda puede implementar diversas tácticas orientadas a fortalecer su posicionamiento y conexión con el público objetivo. Entre ellas, se destacan ejecutar campañas con </w:t>
       </w:r>
+      <w:proofErr w:type="spellStart"/>
       <w:r>
         <w:rPr>
           <w:rStyle w:val="Extranjerismo"/>
@@ -7353,6 +7466,7 @@
         </w:rPr>
         <w:t>influencers</w:t>
       </w:r>
+      <w:proofErr w:type="spellEnd"/>
       <w:r>
         <w:rPr>
           <w:lang w:val="es-419" w:eastAsia="es-CO"/>
@@ -8588,6 +8702,7 @@
                 <w:szCs w:val="24"/>
               </w:rPr>
             </w:pPr>
+            <w:proofErr w:type="gramStart"/>
             <w:r>
               <w:rPr>
                 <w:rFonts w:asciiTheme="minorHAnsi" w:hAnsiTheme="minorHAnsi" w:cstheme="minorHAnsi"/>
@@ -8596,7 +8711,18 @@
                 <w:sz w:val="24"/>
                 <w:szCs w:val="24"/>
               </w:rPr>
-              <w:t>TOTAL DISTRIBUCIÓN</w:t>
+              <w:t>TOTAL</w:t>
+            </w:r>
+            <w:proofErr w:type="gramEnd"/>
+            <w:r>
+              <w:rPr>
+                <w:rFonts w:asciiTheme="minorHAnsi" w:hAnsiTheme="minorHAnsi" w:cstheme="minorHAnsi"/>
+                <w:b/>
+                <w:bCs/>
+                <w:sz w:val="24"/>
+                <w:szCs w:val="24"/>
+              </w:rPr>
+              <w:t xml:space="preserve"> DISTRIBUCIÓN</w:t>
             </w:r>
           </w:p>
         </w:tc>
@@ -9338,6 +9464,7 @@
                 <w:szCs w:val="24"/>
               </w:rPr>
             </w:pPr>
+            <w:proofErr w:type="gramStart"/>
             <w:r>
               <w:rPr>
                 <w:rFonts w:asciiTheme="minorHAnsi" w:hAnsiTheme="minorHAnsi" w:cstheme="minorHAnsi"/>
@@ -9346,7 +9473,18 @@
                 <w:sz w:val="24"/>
                 <w:szCs w:val="24"/>
               </w:rPr>
-              <w:t>TOTAL COMUNICACIÓN</w:t>
+              <w:t>TOTAL</w:t>
+            </w:r>
+            <w:proofErr w:type="gramEnd"/>
+            <w:r>
+              <w:rPr>
+                <w:rFonts w:asciiTheme="minorHAnsi" w:hAnsiTheme="minorHAnsi" w:cstheme="minorHAnsi"/>
+                <w:b/>
+                <w:bCs/>
+                <w:sz w:val="24"/>
+                <w:szCs w:val="24"/>
+              </w:rPr>
+              <w:t xml:space="preserve"> COMUNICACIÓN</w:t>
             </w:r>
           </w:p>
         </w:tc>
@@ -9635,6 +9773,7 @@
                 <w:szCs w:val="24"/>
               </w:rPr>
             </w:pPr>
+            <w:proofErr w:type="gramStart"/>
             <w:r>
               <w:rPr>
                 <w:rFonts w:asciiTheme="minorHAnsi" w:hAnsiTheme="minorHAnsi" w:cstheme="minorHAnsi"/>
@@ -9643,7 +9782,18 @@
                 <w:sz w:val="24"/>
                 <w:szCs w:val="24"/>
               </w:rPr>
-              <w:t>TOTAL PRECIO</w:t>
+              <w:t>TOTAL</w:t>
+            </w:r>
+            <w:proofErr w:type="gramEnd"/>
+            <w:r>
+              <w:rPr>
+                <w:rFonts w:asciiTheme="minorHAnsi" w:hAnsiTheme="minorHAnsi" w:cstheme="minorHAnsi"/>
+                <w:b/>
+                <w:bCs/>
+                <w:sz w:val="24"/>
+                <w:szCs w:val="24"/>
+              </w:rPr>
+              <w:t xml:space="preserve"> PRECIO</w:t>
             </w:r>
           </w:p>
         </w:tc>
@@ -9936,6 +10086,7 @@
                 <w:szCs w:val="24"/>
               </w:rPr>
             </w:pPr>
+            <w:proofErr w:type="gramStart"/>
             <w:r>
               <w:rPr>
                 <w:rFonts w:asciiTheme="minorHAnsi" w:hAnsiTheme="minorHAnsi" w:cstheme="minorHAnsi"/>
@@ -9944,7 +10095,18 @@
                 <w:sz w:val="24"/>
                 <w:szCs w:val="24"/>
               </w:rPr>
-              <w:t>TOTAL OTROS</w:t>
+              <w:t>TOTAL</w:t>
+            </w:r>
+            <w:proofErr w:type="gramEnd"/>
+            <w:r>
+              <w:rPr>
+                <w:rFonts w:asciiTheme="minorHAnsi" w:hAnsiTheme="minorHAnsi" w:cstheme="minorHAnsi"/>
+                <w:b/>
+                <w:bCs/>
+                <w:sz w:val="24"/>
+                <w:szCs w:val="24"/>
+              </w:rPr>
+              <w:t xml:space="preserve"> OTROS</w:t>
             </w:r>
           </w:p>
         </w:tc>
@@ -11579,8 +11741,17 @@
           <w:rStyle w:val="Extranjerismo"/>
           <w:lang w:val="es-419" w:eastAsia="es-CO"/>
         </w:rPr>
-        <w:t>Key performance indicator</w:t>
-      </w:r>
+        <w:t xml:space="preserve">Key performance </w:t>
+      </w:r>
+      <w:proofErr w:type="spellStart"/>
+      <w:r>
+        <w:rPr>
+          <w:rStyle w:val="Extranjerismo"/>
+          <w:lang w:val="es-419" w:eastAsia="es-CO"/>
+        </w:rPr>
+        <w:t>indicator</w:t>
+      </w:r>
+      <w:proofErr w:type="spellEnd"/>
       <w:r>
         <w:rPr>
           <w:lang w:val="es-419" w:eastAsia="es-CO"/>
@@ -11824,10 +11995,10 @@
           <w:lang w:val="es-419" w:eastAsia="es-CO"/>
         </w:rPr>
         <w:drawing>
-          <wp:inline distT="0" distB="0" distL="0" distR="0" wp14:anchorId="70B36E50" wp14:editId="65622DE1">
+          <wp:inline distT="0" distB="0" distL="0" distR="0" wp14:anchorId="70B36E50" wp14:editId="0C48D7BE">
             <wp:extent cx="4859079" cy="3816777"/>
             <wp:effectExtent l="0" t="0" r="0" b="0"/>
-            <wp:docPr id="1" name="Imagen 1" descr="La figura 1 describe las características del KPI.&#10;Estar alineado con objetivos organizacionales.&#10;Ser medible de forma clara y periódica.&#10;Permitir comparaciones en el tiempo.&#10;Servir como base para la toma de decisiones.&#10;"/>
+            <wp:docPr id="1" name="Imagen 1" descr="La figura describe las características clave de los KPI mediante una ilustración con personas interactuando con gráficos y elementos estadísticos. Se destacan cuatro atributos principales: estar alineados con los objetivos organizacionales, ser medibles de forma clara y periódica, permitir comparaciones en el tiempo y servir como base para la toma de decisiones."/>
             <wp:cNvGraphicFramePr>
               <a:graphicFrameLocks xmlns:a="http://schemas.openxmlformats.org/drawingml/2006/main" noChangeAspect="1"/>
             </wp:cNvGraphicFramePr>
@@ -11835,7 +12006,7 @@
               <a:graphicData uri="http://schemas.openxmlformats.org/drawingml/2006/picture">
                 <pic:pic xmlns:pic="http://schemas.openxmlformats.org/drawingml/2006/picture">
                   <pic:nvPicPr>
-                    <pic:cNvPr id="1" name="Imagen 1" descr="La figura 1 describe las características del KPI.&#10;Estar alineado con objetivos organizacionales.&#10;Ser medible de forma clara y periódica.&#10;Permitir comparaciones en el tiempo.&#10;Servir como base para la toma de decisiones.&#10;"/>
+                    <pic:cNvPr id="1" name="Imagen 1" descr="La figura describe las características clave de los KPI mediante una ilustración con personas interactuando con gráficos y elementos estadísticos. Se destacan cuatro atributos principales: estar alineados con los objetivos organizacionales, ser medibles de forma clara y periódica, permitir comparaciones en el tiempo y servir como base para la toma de decisiones."/>
                     <pic:cNvPicPr/>
                   </pic:nvPicPr>
                   <pic:blipFill>
@@ -12483,6 +12654,7 @@
         </w:rPr>
         <w:t xml:space="preserve">Por ejemplo, la empresa Airbnb puede establecer como KPI principal la tasa de conversión de reservas provenientes de campañas digitales, ya que su objetivo estratégico es aumentar ocupación y ventas. Por su parte, Adidas podría priorizar como KPI el nivel de </w:t>
       </w:r>
+      <w:proofErr w:type="spellStart"/>
       <w:r>
         <w:rPr>
           <w:rStyle w:val="Extranjerismo"/>
@@ -12490,6 +12662,7 @@
         </w:rPr>
         <w:t>engagement</w:t>
       </w:r>
+      <w:proofErr w:type="spellEnd"/>
       <w:r>
         <w:rPr>
           <w:lang w:val="es-419" w:eastAsia="es-CO"/>
@@ -14165,6 +14338,7 @@
               </w:rPr>
               <w:t xml:space="preserve">uando Valentina empezó a revisar la información, se dio cuenta de que las publicaciones con más </w:t>
             </w:r>
+            <w:proofErr w:type="spellStart"/>
             <w:r>
               <w:rPr>
                 <w:rStyle w:val="Extranjerismo"/>
@@ -14172,6 +14346,7 @@
               </w:rPr>
               <w:t>likes</w:t>
             </w:r>
+            <w:proofErr w:type="spellEnd"/>
             <w:r>
               <w:rPr>
                 <w:lang w:val="es-419"/>
@@ -15283,27 +15458,47 @@
                 <w:bCs/>
                 <w:lang w:val="es-419"/>
               </w:rPr>
-              <w:t>H</w:t>
-            </w:r>
+              <w:t>Hombre</w:t>
+            </w:r>
+            <w:r>
+              <w:rPr>
+                <w:lang w:val="es-419"/>
+              </w:rPr>
+              <w:t>: e</w:t>
+            </w:r>
+            <w:r>
+              <w:rPr>
+                <w:lang w:val="es-419"/>
+              </w:rPr>
+              <w:t>n un mercado donde las tendencias cambian constantemente y los consumidores son cada vez más exigentes, las organizaciones necesitan implementar estrategias que les permitan mejorar continuamente sus procesos y resultados.</w:t>
+            </w:r>
+          </w:p>
+          <w:p>
+            <w:pPr>
+              <w:rPr>
+                <w:lang w:val="es-419"/>
+              </w:rPr>
+            </w:pPr>
             <w:r>
               <w:rPr>
                 <w:b/>
                 <w:bCs/>
                 <w:lang w:val="es-419"/>
               </w:rPr>
-              <w:t>ombre</w:t>
+              <w:lastRenderedPageBreak/>
+              <w:t>Mujer</w:t>
             </w:r>
             <w:r>
               <w:rPr>
                 <w:lang w:val="es-419"/>
               </w:rPr>
-              <w:t>: e</w:t>
+              <w:t>: m</w:t>
             </w:r>
             <w:r>
               <w:rPr>
                 <w:lang w:val="es-419"/>
               </w:rPr>
-              <w:t>n un mercado donde las tendencias cambian constantemente y los consumidores son cada vez más exigentes, las organizaciones necesitan implementar estrategias que les permitan mejorar continuamente sus procesos y resultados.</w:t>
+              <w:t>uchas empresas realizan campañas publicitarias, lanzan productos o ejecutan acciones comerciales sin evaluar si realmente están funcionando. Y cuando esto ocurre, las decisiones terminan basándose más en la improvisación que en el análisis.</w:t>
             </w:r>
           </w:p>
           <w:p>
@@ -15318,51 +15513,7 @@
                 <w:bCs/>
                 <w:lang w:val="es-419"/>
               </w:rPr>
-              <w:lastRenderedPageBreak/>
-              <w:t>M</w:t>
-            </w:r>
-            <w:r>
-              <w:rPr>
-                <w:b/>
-                <w:bCs/>
-                <w:lang w:val="es-419"/>
-              </w:rPr>
-              <w:t>ujer</w:t>
-            </w:r>
-            <w:r>
-              <w:rPr>
-                <w:lang w:val="es-419"/>
-              </w:rPr>
-              <w:t>: m</w:t>
-            </w:r>
-            <w:r>
-              <w:rPr>
-                <w:lang w:val="es-419"/>
-              </w:rPr>
-              <w:t>uchas empresas realizan campañas publicitarias, lanzan productos o ejecutan acciones comerciales sin evaluar si realmente están funcionando. Y cuando esto ocurre, las decisiones terminan basándose más en la improvisación que en el análisis.</w:t>
-            </w:r>
-          </w:p>
-          <w:p>
-            <w:pPr>
-              <w:rPr>
-                <w:lang w:val="es-419"/>
-              </w:rPr>
-            </w:pPr>
-            <w:r>
-              <w:rPr>
-                <w:b/>
-                <w:bCs/>
-                <w:lang w:val="es-419"/>
-              </w:rPr>
-              <w:t>H</w:t>
-            </w:r>
-            <w:r>
-              <w:rPr>
-                <w:b/>
-                <w:bCs/>
-                <w:lang w:val="es-419"/>
-              </w:rPr>
-              <w:t>ombre</w:t>
+              <w:t>Hombre</w:t>
             </w:r>
             <w:r>
               <w:rPr>
@@ -17057,8 +17208,37 @@
       </w:r>
     </w:p>
     <w:p>
-      <w:r>
-        <w:t xml:space="preserve">Farris, P. W., Bendle, N. T., Pfeifer, P. E., &amp; Reibstein, D. J. (2018). Métricas de </w:t>
+      <w:proofErr w:type="spellStart"/>
+      <w:r>
+        <w:t>Farris</w:t>
+      </w:r>
+      <w:proofErr w:type="spellEnd"/>
+      <w:r>
+        <w:t xml:space="preserve">, P. W., </w:t>
+      </w:r>
+      <w:proofErr w:type="spellStart"/>
+      <w:r>
+        <w:t>Bendle</w:t>
+      </w:r>
+      <w:proofErr w:type="spellEnd"/>
+      <w:r>
+        <w:t xml:space="preserve">, N. T., </w:t>
+      </w:r>
+      <w:proofErr w:type="spellStart"/>
+      <w:r>
+        <w:t>Pfeifer</w:t>
+      </w:r>
+      <w:proofErr w:type="spellEnd"/>
+      <w:r>
+        <w:t xml:space="preserve">, P. E., &amp; </w:t>
+      </w:r>
+      <w:proofErr w:type="spellStart"/>
+      <w:r>
+        <w:t>Reibstein</w:t>
+      </w:r>
+      <w:proofErr w:type="spellEnd"/>
+      <w:r>
+        <w:t xml:space="preserve">, D. J. (2018). Métricas de </w:t>
       </w:r>
       <w:r>
         <w:rPr>
@@ -18056,12 +18236,21 @@
                 <w:szCs w:val="24"/>
               </w:rPr>
             </w:pPr>
+            <w:proofErr w:type="spellStart"/>
             <w:r>
               <w:rPr>
                 <w:rFonts w:eastAsiaTheme="minorEastAsia"/>
                 <w:color w:val="000000"/>
               </w:rPr>
-              <w:t>Karine Isabel Ospino Fritz</w:t>
+              <w:t>Karine</w:t>
+            </w:r>
+            <w:proofErr w:type="spellEnd"/>
+            <w:r>
+              <w:rPr>
+                <w:rFonts w:eastAsiaTheme="minorEastAsia"/>
+                <w:color w:val="000000"/>
+              </w:rPr>
+              <w:t xml:space="preserve"> Isabel Ospino Fritz</w:t>
             </w:r>
           </w:p>
         </w:tc>
@@ -25751,16 +25940,25 @@
 </file>
 
 <file path=customXml/item1.xml><?xml version="1.0" encoding="utf-8"?>
+<b:Sources xmlns:b="http://schemas.openxmlformats.org/officeDocument/2006/bibliography" xmlns="http://schemas.openxmlformats.org/officeDocument/2006/bibliography" SelectedStyle="\APASixthEditionOfficeOnline.xsl" StyleName="APA" Version="6"/>
+</file>
+
+<file path=customXml/item2.xml><?xml version="1.0" encoding="utf-8"?>
 <p:properties xmlns:p="http://schemas.microsoft.com/office/2006/metadata/properties" xmlns:xsi="http://www.w3.org/2001/XMLSchema-instance" xmlns:pc="http://schemas.microsoft.com/office/infopath/2007/PartnerControls">
   <documentManagement/>
 </p:properties>
 </file>
 
-<file path=customXml/item2.xml><?xml version="1.0" encoding="utf-8"?>
-<b:Sources xmlns:b="http://schemas.openxmlformats.org/officeDocument/2006/bibliography" xmlns="http://schemas.openxmlformats.org/officeDocument/2006/bibliography" SelectedStyle="\APASixthEditionOfficeOnline.xsl" StyleName="APA" Version="6"/>
+<file path=customXml/item3.xml><?xml version="1.0" encoding="utf-8"?>
+<?mso-contentType ?>
+<FormTemplates xmlns="http://schemas.microsoft.com/sharepoint/v3/contenttype/forms">
+  <Display>DocumentLibraryForm</Display>
+  <Edit>DocumentLibraryForm</Edit>
+  <New>DocumentLibraryForm</New>
+</FormTemplates>
 </file>
 
-<file path=customXml/item3.xml><?xml version="1.0" encoding="utf-8"?>
+<file path=customXml/item4.xml><?xml version="1.0" encoding="utf-8"?>
 <ct:contentTypeSchema xmlns:ct="http://schemas.microsoft.com/office/2006/metadata/contentType" xmlns:ma="http://schemas.microsoft.com/office/2006/metadata/properties/metaAttributes" ct:_="" ma:_="" ma:contentTypeName="Documento" ma:contentTypeID="0x01010005252A1EF3BD024F856B47B579AB5244" ma:contentTypeVersion="7" ma:contentTypeDescription="Crear nuevo documento." ma:contentTypeScope="" ma:versionID="412665a93b9a18c19aeb677c5558e545">
   <xsd:schema xmlns:xsd="http://www.w3.org/2001/XMLSchema" xmlns:xs="http://www.w3.org/2001/XMLSchema" xmlns:p="http://schemas.microsoft.com/office/2006/metadata/properties" xmlns:ns2="42760c81-fd8e-4d59-8953-7cdb9f38b14f" targetNamespace="http://schemas.microsoft.com/office/2006/metadata/properties" ma:root="true" ma:fieldsID="ef1edaae6aaf162ebfd787062f600950" ns2:_="">
     <xsd:import namespace="42760c81-fd8e-4d59-8953-7cdb9f38b14f"/>
@@ -25922,16 +26120,15 @@
 </ct:contentTypeSchema>
 </file>
 
-<file path=customXml/item4.xml><?xml version="1.0" encoding="utf-8"?>
-<?mso-contentType ?>
-<FormTemplates xmlns="http://schemas.microsoft.com/sharepoint/v3/contenttype/forms">
-  <Display>DocumentLibraryForm</Display>
-  <Edit>DocumentLibraryForm</Edit>
-  <New>DocumentLibraryForm</New>
-</FormTemplates>
+<file path=customXml/itemProps1.xml><?xml version="1.0" encoding="utf-8"?>
+<ds:datastoreItem xmlns:ds="http://schemas.openxmlformats.org/officeDocument/2006/customXml" ds:itemID="{E8AB44A3-7C62-4BD2-82ED-8ABC209970FA}">
+  <ds:schemaRefs>
+    <ds:schemaRef ds:uri="http://schemas.openxmlformats.org/officeDocument/2006/bibliography"/>
+  </ds:schemaRefs>
+</ds:datastoreItem>
 </file>
 
-<file path=customXml/itemProps1.xml><?xml version="1.0" encoding="utf-8"?>
+<file path=customXml/itemProps2.xml><?xml version="1.0" encoding="utf-8"?>
 <ds:datastoreItem xmlns:ds="http://schemas.openxmlformats.org/officeDocument/2006/customXml" ds:itemID="{1145D752-ACC1-45E1-AB53-0C756F67FC7F}">
   <ds:schemaRefs>
     <ds:schemaRef ds:uri="http://schemas.microsoft.com/office/2006/metadata/properties"/>
@@ -25940,15 +26137,15 @@
 </ds:datastoreItem>
 </file>
 
-<file path=customXml/itemProps2.xml><?xml version="1.0" encoding="utf-8"?>
-<ds:datastoreItem xmlns:ds="http://schemas.openxmlformats.org/officeDocument/2006/customXml" ds:itemID="{E8AB44A3-7C62-4BD2-82ED-8ABC209970FA}">
+<file path=customXml/itemProps3.xml><?xml version="1.0" encoding="utf-8"?>
+<ds:datastoreItem xmlns:ds="http://schemas.openxmlformats.org/officeDocument/2006/customXml" ds:itemID="{81CBDEC1-3B00-44ED-AD36-0268077980BA}">
   <ds:schemaRefs>
-    <ds:schemaRef ds:uri="http://schemas.openxmlformats.org/officeDocument/2006/bibliography"/>
+    <ds:schemaRef ds:uri="http://schemas.microsoft.com/sharepoint/v3/contenttype/forms"/>
   </ds:schemaRefs>
 </ds:datastoreItem>
 </file>
 
-<file path=customXml/itemProps3.xml><?xml version="1.0" encoding="utf-8"?>
+<file path=customXml/itemProps4.xml><?xml version="1.0" encoding="utf-8"?>
 <ds:datastoreItem xmlns:ds="http://schemas.openxmlformats.org/officeDocument/2006/customXml" ds:itemID="{BAC2B509-32BA-4175-9E11-366B01158CFF}">
   <ds:schemaRefs>
     <ds:schemaRef ds:uri="http://schemas.microsoft.com/office/2006/metadata/contentType"/>
@@ -25964,12 +26161,4 @@
     <ds:schemaRef ds:uri="http://schemas.microsoft.com/internal/obd"/>
   </ds:schemaRefs>
 </ds:datastoreItem>
-</file>
-
-<file path=customXml/itemProps4.xml><?xml version="1.0" encoding="utf-8"?>
-<ds:datastoreItem xmlns:ds="http://schemas.openxmlformats.org/officeDocument/2006/customXml" ds:itemID="{81CBDEC1-3B00-44ED-AD36-0268077980BA}">
-  <ds:schemaRefs>
-    <ds:schemaRef ds:uri="http://schemas.microsoft.com/sharepoint/v3/contenttype/forms"/>
-  </ds:schemaRefs>
-</ds:datastoreItem>
 </file>